--- a/output/证券投资学课程思政教学案例设计.docx
+++ b/output/证券投资学课程思政教学案例设计.docx
@@ -7,7 +7,7 @@
         <w:pStyle w:val="Title"/>
       </w:pPr>
     </w:p>
-    <w:bookmarkStart w:id="60" w:name="证券投资学课程思政教学案例设计"/>
+    <w:bookmarkStart w:id="62" w:name="证券投资学课程思政教学案例设计"/>
     <w:p>
       <w:pPr>
         <w:pStyle w:val="Heading1"/>
@@ -48,7 +48,7 @@
         <w:t xml:space="preserve">课程组　证券投资课程组　　｜　　课时安排　2 课时（课堂 89 分钟）+ 线上课前课后各 10 分钟</w:t>
       </w:r>
     </w:p>
-    <w:bookmarkStart w:id="23" w:name="一案例概述"/>
+    <w:bookmarkStart w:id="25" w:name="一案例概述"/>
     <w:p>
       <w:pPr>
         <w:pStyle w:val="Heading2"/>
@@ -57,12 +57,21 @@
         <w:t xml:space="preserve">一、案例概述</w:t>
       </w:r>
     </w:p>
+    <w:bookmarkStart w:id="20" w:name="一案例背景与学情分析"/>
+    <w:p>
+      <w:pPr>
+        <w:pStyle w:val="Heading3"/>
+      </w:pPr>
+      <w:r>
+        <w:t xml:space="preserve">（一）案例背景与学情分析</w:t>
+      </w:r>
+    </w:p>
     <w:p>
       <w:pPr>
         <w:pStyle w:val="FirstParagraph"/>
       </w:pPr>
       <w:r>
-        <w:t xml:space="preserve">本教学案例依托《证券投资学》第二章“证券发行与交易”中股票发行与上市的核心内容设计，覆盖 2.1 发行市场与制度、2.2 上市的隐性门槛两个连续单元，课堂教学 2 课时，另配课前、课后两段线上任务。案例以虚拟创业公司 Soulmate AI（人工智能情感陪伴应用，完成五轮融资，尚未盈利）的 IPO 闯关之路为主线，把板块与上市地选择、发行上市条件、审核与注册程序、权责配置、发行定价与投资者适当性等分散内容，整合为“该上哪里、能不能上、谁来判断”三个递进的问题，并结合我国全面注册制改革的时代背景，搭建专业知识、实践判例与价值引领相贯通的教学体系。</w:t>
+        <w:t xml:space="preserve">本案例以全面注册制改革为制度背景，聚焦《证券投资学》第二章 2.1 发行市场与制度、2.2 上市的隐性门槛两个连续单元。近年来，我国资本市场完成了从审批制、核准制到全面注册制的制度跃迁，以信息披露为核心的监管理念随之确立：申报环节确立“申报即担责”，准入标准从财务数字扩展到国家战略与金融安全，追责机制从行政处罚延伸至公众索赔，上市地选择从成本比较上升为安全审查。党的二十大报告提出健全资本市场功能、提高直接融资比重，发行上市由此不再只是一道财务达标题，而是连接实体经济与金融市场、涉及国家战略与公众利益的关键环节。</w:t>
       </w:r>
     </w:p>
     <w:p>
@@ -70,7 +79,7 @@
         <w:pStyle w:val="BodyText"/>
       </w:pPr>
       <w:r>
-        <w:t xml:space="preserve">股票发行上市是资本市场的基础性制度安排，也是连接实体经济与金融市场的关键环节，学生对此的理解直接影响其对资本市场功能、企业治理和社会责任的认知。近年来，我国资本市场完成了从审批制、核准制到全面注册制的制度跃迁，以信息披露为核心的监管理念随之确立：“申报即担责”成为可执行的法律约束，准入标准从财务数字扩展到国家战略与金融安全，追责机制延伸至公众索赔，上市地选择上升为国家安全议题。制度变迁对从业者的专业素养和职业道德提出了更高要求，而本专业毕业生大量进入保荐、审计、法律、投研与合规岗位，他们将来签下的每一个名字，都会落在普通投资者的投资判断上。</w:t>
+        <w:t xml:space="preserve">制度的这些变化，最终要落到具体的人身上。本课程授课对象中相当比例的学生来自民营企业家庭，毕业后可能站在发行人一侧，作为家族企业经营者或接班人去谋划融资、规范治理与上市路径，同时也是资本市场的个人投资者。对他们而言，多层次资本市场为民营企业和中小企业打开的直接融资通道只是第一层认知，更需要建立的是：上市不是“圈钱”的终点，而是向不特定公众立约的起点；真实披露、规范治理与产业方向，既决定一家企业能否被资本市场接纳，也决定它在公众市场上能走多远。</w:t>
       </w:r>
     </w:p>
     <w:p>
@@ -78,7 +87,55 @@
         <w:pStyle w:val="BodyText"/>
       </w:pPr>
       <w:r>
-        <w:t xml:space="preserve">然而，学生在学习过程中往往存在以下问题：一是对 IPO 的理解停留在“圈钱”或“造富”的表层认知，把上市门槛等同于净利润、营业收入与市值一组数字，缺乏对资本市场功能和企业社会责任的深度理解；二是在分析企业上市可行性时，容易忽视控制权稳定性、商业道德、板块定位与产业导向等非财务门槛，价值判断模糊，也解释不了条件齐备的企业为何仍上不了市；三是实践应用能力不足，比较境内外市场时只权衡估值水平、发行成本与流动性，在中外制度比较中容易预设先进与落后，难以将专业知识与真实案例、监管要求相结合，缺乏“资本市场看门人”的责任意识。</w:t>
+        <w:t xml:space="preserve">与这一要求相比，学生的认知起点仍有明显差距，集中表现在三个方面：一是对首次公开发行的理解停留在“圈钱”“造富”的表层认知，把上市门槛等同于净利润、营业收入与市值一组数字，对资本市场功能和企业社会责任缺少深度理解；二是分析上市可行性时忽视控制权稳定性、商业道德、板块定位与产业导向等非财务门槛，尤其容易把股权结构与家族持股当作企业内部事务，而非审核关注的实质问题，因而解释不了条件齐备的企业为何仍上不了市；三是比较境内外市场时只权衡估值水平、发行成本与流动性，在中外制度比较中预设先进与落后，难以将专业知识与真实判例、监管要求相结合，对公众公司的责任边界缺少体认。</w:t>
+      </w:r>
+    </w:p>
+    <w:bookmarkEnd w:id="20"/>
+    <w:bookmarkStart w:id="24" w:name="二案例定位与解决路径"/>
+    <w:p>
+      <w:pPr>
+        <w:pStyle w:val="Heading3"/>
+      </w:pPr>
+      <w:r>
+        <w:t xml:space="preserve">（二）案例定位与解决路径</w:t>
+      </w:r>
+    </w:p>
+    <w:p>
+      <w:pPr>
+        <w:pStyle w:val="FirstParagraph"/>
+      </w:pPr>
+      <w:r>
+        <w:t xml:space="preserve">针对上述三类短板，本案例定位于业务逻辑重组、真实判例支撑、价值判断出口三位一体，三条路径逐一对应。</w:t>
+      </w:r>
+      <w:r>
+        <w:rPr>
+          <w:bCs/>
+          <w:b/>
+        </w:rPr>
+        <w:t xml:space="preserve">业务逻辑重组</w:t>
+      </w:r>
+      <w:r>
+        <w:t xml:space="preserve">回应第一类短板：把两节单元按发行上市的真实业务流重新组织，条款不再作为分类知识出现，而是作为每一步决策必须援引的依据出现，上市门槛因此不再是一组可以背下来的数字。</w:t>
+      </w:r>
+      <w:r>
+        <w:rPr>
+          <w:bCs/>
+          <w:b/>
+        </w:rPr>
+        <w:t xml:space="preserve">真实判例支撑</w:t>
+      </w:r>
+      <w:r>
+        <w:t xml:space="preserve">回应第二类短板：先给出已知结果而不给理由，由学生反推审核逻辑，控制权稳定性、信息披露质量、板块定位等非财务门槛由此还原为可辨识的制度条款。</w:t>
+      </w:r>
+      <w:r>
+        <w:rPr>
+          <w:bCs/>
+          <w:b/>
+        </w:rPr>
+        <w:t xml:space="preserve">价值判断出口</w:t>
+      </w:r>
+      <w:r>
+        <w:t xml:space="preserve">回应第三类短板：以企业决策者与发行审核人员的双重身份换位，把境内外比较从一道成本题推到一次立场判断——学生既要算得清上市的收益，也要担得起上市的责任。</w:t>
       </w:r>
     </w:p>
     <w:p>
@@ -86,7 +143,7 @@
         <w:pStyle w:val="BodyText"/>
       </w:pPr>
       <w:r>
-        <w:t xml:space="preserve">本案例以问题为导向，通过创设真实的发行审核情境，让学生以发行审核人员与证券从业者的双重身份完成一次完整判断：课前先判断一次并写明理由，课堂依次讨论该上哪里、能不能上、谁来判断，收尾进行集体表决，课后就同一份材料再判断一次。案例不另设思政环节，价值引导内生于专业判断；学生在模拟企业上市闯关的过程中系统掌握专业知识，同时直面价值判断与职业选择，实现知识传授、能力培养与价值引领的有机统一。</w:t>
+        <w:t xml:space="preserve">三条路径由同一条业务链条承载（如图 1 所示）。案例以虚构企业 Soulmate AI 的上市闯关过程，串起板块与上市地选择、准入门槛、审核注册、权责配置、发行定价与投资者适当性等分散知识点，按“该上哪里、能不能上、谁来判断”三个递进问题重组教学节奏；课堂教学 2 课时、合计 89 分钟，另配课前、课后各 10 分钟线上任务。案例不另设思政环节，价值引导内生于专业判断，并通过课前课后同题复判与全程可留痕的学生产出，使专业知识、能力训练与价值引导在同一业务链条中同步落地。</w:t>
       </w:r>
     </w:p>
     <w:p>
@@ -98,18 +155,18 @@
           <wp:inline>
             <wp:extent cx="5334000" cy="2785533"/>
             <wp:effectExtent b="0" l="0" r="0" t="0"/>
-            <wp:docPr descr="教学案例知识点定位图" title="" id="21" name="Picture"/>
+            <wp:docPr descr="教学案例知识点定位图" title="" id="22" name="Picture"/>
             <a:graphic>
               <a:graphicData uri="http://schemas.openxmlformats.org/drawingml/2006/picture">
                 <pic:pic>
                   <pic:nvPicPr>
-                    <pic:cNvPr descr="figs/fig1.png" id="22" name="Picture"/>
+                    <pic:cNvPr descr="figs/fig1.png" id="23" name="Picture"/>
                     <pic:cNvPicPr>
                       <a:picLocks noChangeArrowheads="1" noChangeAspect="1"/>
                     </pic:cNvPicPr>
                   </pic:nvPicPr>
                   <pic:blipFill>
-                    <a:blip r:embed="rId20"/>
+                    <a:blip r:embed="rId21"/>
                     <a:stretch>
                       <a:fillRect/>
                     </a:stretch>
@@ -144,8 +201,24 @@
         <w:t xml:space="preserve">图 1　教学案例知识点定位图</w:t>
       </w:r>
     </w:p>
-    <w:bookmarkEnd w:id="23"/>
-    <w:bookmarkStart w:id="27" w:name="二教学目标"/>
+    <w:p>
+      <w:pPr>
+        <w:pStyle w:val="SizhengBox"/>
+      </w:pPr>
+      <w:r>
+        <w:rPr>
+          <w:bCs/>
+          <w:b/>
+        </w:rPr>
+        <w:t xml:space="preserve">案例真实性说明</w:t>
+      </w:r>
+      <w:r>
+        <w:t xml:space="preserve">　案例主体 Soulmate AI 为教学虚构企业，不指向任何真实公司；案例中涉及的判例、监管决定与政策文件，均以公开渠道发布文本为准，涉及国家安全、数据安全的表述一律采用官方口径，不作延伸推断；全部规则与数据以现行有效版本为准，每学期开课前校订一次。</w:t>
+      </w:r>
+    </w:p>
+    <w:bookmarkEnd w:id="24"/>
+    <w:bookmarkEnd w:id="25"/>
+    <w:bookmarkStart w:id="29" w:name="二教学目标"/>
     <w:p>
       <w:pPr>
         <w:pStyle w:val="Heading2"/>
@@ -154,7 +227,7 @@
         <w:t xml:space="preserve">二、教学目标</w:t>
       </w:r>
     </w:p>
-    <w:bookmarkStart w:id="24" w:name="一知识目标"/>
+    <w:bookmarkStart w:id="26" w:name="一知识目标"/>
     <w:p>
       <w:pPr>
         <w:pStyle w:val="Heading3"/>
@@ -239,8 +312,8 @@
         <w:t xml:space="preserve">　能够解释市盈率法与询价法两种定价方法的原理，说明抑价与破发的形成机制，掌握投资者适当性管理的基本规则。</w:t>
       </w:r>
     </w:p>
-    <w:bookmarkEnd w:id="24"/>
-    <w:bookmarkStart w:id="25" w:name="二能力目标"/>
+    <w:bookmarkEnd w:id="26"/>
+    <w:bookmarkStart w:id="27" w:name="二能力目标"/>
     <w:p>
       <w:pPr>
         <w:pStyle w:val="Heading3"/>
@@ -325,8 +398,8 @@
         <w:t xml:space="preserve">　能够检索并读懂招股说明书关键章节，并用非专业人士可以理解的语言完成一次风险说明。</w:t>
       </w:r>
     </w:p>
-    <w:bookmarkEnd w:id="25"/>
-    <w:bookmarkStart w:id="26" w:name="三综合素养"/>
+    <w:bookmarkEnd w:id="27"/>
+    <w:bookmarkStart w:id="28" w:name="三综合素养"/>
     <w:p>
       <w:pPr>
         <w:pStyle w:val="Heading3"/>
@@ -371,9 +444,9 @@
         <w:t xml:space="preserve">具备面向公众的沟通自觉，能够把专业判断转化为普通投资者可理解、可使用的信息。</w:t>
       </w:r>
     </w:p>
-    <w:bookmarkEnd w:id="26"/>
-    <w:bookmarkEnd w:id="27"/>
-    <w:bookmarkStart w:id="28" w:name="三课程思政教学目标"/>
+    <w:bookmarkEnd w:id="28"/>
+    <w:bookmarkEnd w:id="29"/>
+    <w:bookmarkStart w:id="30" w:name="三课程思政教学目标"/>
     <w:p>
       <w:pPr>
         <w:pStyle w:val="Heading2"/>
@@ -458,8 +531,8 @@
         <w:t xml:space="preserve">理解投资者保护是证券制度的出发点，把投资者适当性管理和风险充分揭示作为执业底线。</w:t>
       </w:r>
     </w:p>
-    <w:bookmarkEnd w:id="28"/>
-    <w:bookmarkStart w:id="36" w:name="四课程思政设计"/>
+    <w:bookmarkEnd w:id="30"/>
+    <w:bookmarkStart w:id="38" w:name="四课程思政设计"/>
     <w:p>
       <w:pPr>
         <w:pStyle w:val="Heading2"/>
@@ -468,7 +541,7 @@
         <w:t xml:space="preserve">四、课程思政设计</w:t>
       </w:r>
     </w:p>
-    <w:bookmarkStart w:id="31" w:name="一教学内容与课程资源"/>
+    <w:bookmarkStart w:id="33" w:name="一教学内容与课程资源"/>
     <w:p>
       <w:pPr>
         <w:pStyle w:val="Heading3"/>
@@ -477,7 +550,7 @@
         <w:t xml:space="preserve">（一）教学内容与课程资源</w:t>
       </w:r>
     </w:p>
-    <w:bookmarkStart w:id="29" w:name="教学内容组织"/>
+    <w:bookmarkStart w:id="31" w:name="教学内容组织"/>
     <w:p>
       <w:pPr>
         <w:pStyle w:val="Heading4"/>
@@ -502,8 +575,8 @@
         <w:t xml:space="preserve">四类素材交替使用：法条给出边界，判例提供事实，数据提供说服力，任务提供参与度。学生在同一堂课里既要用上市规则为企业对表，也要用真实处罚决定复盘一家公司为什么被拦下，还要在辩论中为一项制度安排找出成立的条件。</w:t>
       </w:r>
     </w:p>
-    <w:bookmarkEnd w:id="29"/>
-    <w:bookmarkStart w:id="30" w:name="主要课程资源"/>
+    <w:bookmarkEnd w:id="31"/>
+    <w:bookmarkStart w:id="32" w:name="主要课程资源"/>
     <w:p>
       <w:pPr>
         <w:pStyle w:val="Heading4"/>
@@ -587,9 +660,9 @@
         <w:t xml:space="preserve">课程平台（线上判断、文本编码、抢答、投票）；同花顺行情软件；Soulmate AI 董事会情境课件。</w:t>
       </w:r>
     </w:p>
-    <w:bookmarkEnd w:id="30"/>
-    <w:bookmarkEnd w:id="31"/>
-    <w:bookmarkStart w:id="35" w:name="二课程设计思路"/>
+    <w:bookmarkEnd w:id="32"/>
+    <w:bookmarkEnd w:id="33"/>
+    <w:bookmarkStart w:id="37" w:name="二课程设计思路"/>
     <w:p>
       <w:pPr>
         <w:pStyle w:val="Heading3"/>
@@ -625,18 +698,18 @@
           <wp:inline>
             <wp:extent cx="5334000" cy="2963333"/>
             <wp:effectExtent b="0" l="0" r="0" t="0"/>
-            <wp:docPr descr="课程设计思路图" title="" id="33" name="Picture"/>
+            <wp:docPr descr="课程设计思路图" title="" id="35" name="Picture"/>
             <a:graphic>
               <a:graphicData uri="http://schemas.openxmlformats.org/drawingml/2006/picture">
                 <pic:pic>
                   <pic:nvPicPr>
-                    <pic:cNvPr descr="figs/fig2.png" id="34" name="Picture"/>
+                    <pic:cNvPr descr="figs/fig2.png" id="36" name="Picture"/>
                     <pic:cNvPicPr>
                       <a:picLocks noChangeArrowheads="1" noChangeAspect="1"/>
                     </pic:cNvPicPr>
                   </pic:nvPicPr>
                   <pic:blipFill>
-                    <a:blip r:embed="rId32"/>
+                    <a:blip r:embed="rId34"/>
                     <a:stretch>
                       <a:fillRect/>
                     </a:stretch>
@@ -717,9 +790,9 @@
         <w:t xml:space="preserve">议题之外，课前与课后各安排一次同题判断。两次判断的材料相同、题目相同，唯一变化的是学生经历了这堂课。对两次判断理由进行文本编码，可以直接观测学生判断维度的变化，作为价值引导成效的客观证据。</w:t>
       </w:r>
     </w:p>
-    <w:bookmarkEnd w:id="35"/>
-    <w:bookmarkEnd w:id="36"/>
-    <w:bookmarkStart w:id="55" w:name="五实施过程"/>
+    <w:bookmarkEnd w:id="37"/>
+    <w:bookmarkEnd w:id="38"/>
+    <w:bookmarkStart w:id="57" w:name="五实施过程"/>
     <w:p>
       <w:pPr>
         <w:pStyle w:val="Heading2"/>
@@ -737,18 +810,18 @@
           <wp:inline>
             <wp:extent cx="5334000" cy="2370666"/>
             <wp:effectExtent b="0" l="0" r="0" t="0"/>
-            <wp:docPr descr="教学实施过程全景图" title="" id="38" name="Picture"/>
+            <wp:docPr descr="教学实施过程全景图" title="" id="40" name="Picture"/>
             <a:graphic>
               <a:graphicData uri="http://schemas.openxmlformats.org/drawingml/2006/picture">
                 <pic:pic>
                   <pic:nvPicPr>
-                    <pic:cNvPr descr="figs/fig3.png" id="39" name="Picture"/>
+                    <pic:cNvPr descr="figs/fig3.png" id="41" name="Picture"/>
                     <pic:cNvPicPr>
                       <a:picLocks noChangeArrowheads="1" noChangeAspect="1"/>
                     </pic:cNvPicPr>
                   </pic:nvPicPr>
                   <pic:blipFill>
-                    <a:blip r:embed="rId37"/>
+                    <a:blip r:embed="rId39"/>
                     <a:stretch>
                       <a:fillRect/>
                     </a:stretch>
@@ -783,7 +856,7 @@
         <w:t xml:space="preserve">图 3　教学实施过程全景图</w:t>
       </w:r>
     </w:p>
-    <w:bookmarkStart w:id="40" w:name="一课前任务一次真实的发行审核判断线上-10-分钟"/>
+    <w:bookmarkStart w:id="42" w:name="一课前任务一次真实的发行审核判断线上-10-分钟"/>
     <w:p>
       <w:pPr>
         <w:pStyle w:val="Heading3"/>
@@ -847,8 +920,8 @@
         <w:t xml:space="preserve">　本环节不作任何价值引导，目的是取得学生判断维度的原始分布，作为课后同题复判的对照基线。上市成本与收益的相关知识（融资功能、控制权稀释、持续信息披露义务）以背景阅读方式完成，不占用课堂时间，也不在此处附加价值标签。</w:t>
       </w:r>
     </w:p>
-    <w:bookmarkEnd w:id="40"/>
-    <w:bookmarkStart w:id="41" w:name="二课堂开场条件全部满足为什么没有上市3-分钟"/>
+    <w:bookmarkEnd w:id="42"/>
+    <w:bookmarkStart w:id="43" w:name="二课堂开场条件全部满足为什么没有上市3-分钟"/>
     <w:p>
       <w:pPr>
         <w:pStyle w:val="Heading3"/>
@@ -912,8 +985,8 @@
         <w:t xml:space="preserve">　发行上市审核的尺度包含两层：企业能不能达到条件，属于技术判断；资本市场要不要接纳它，属于价值判断。注册制改革的重点是把技术判断交给市场，把价值判断托付给更加清晰的法定标准与更加严格的责任约束。本案例的三个议题，都在这条界线上展开。</w:t>
       </w:r>
     </w:p>
-    <w:bookmarkEnd w:id="41"/>
-    <w:bookmarkStart w:id="44" w:name="三议题一-该上哪里板块结构与上市地的战略方向22-分钟"/>
+    <w:bookmarkEnd w:id="43"/>
+    <w:bookmarkStart w:id="46" w:name="三议题一-该上哪里板块结构与上市地的战略方向22-分钟"/>
     <w:p>
       <w:pPr>
         <w:pStyle w:val="Heading3"/>
@@ -922,7 +995,7 @@
         <w:t xml:space="preserve">（三）议题一　该上哪里：板块结构与上市地的战略方向（22 分钟）</w:t>
       </w:r>
     </w:p>
-    <w:bookmarkStart w:id="42" w:name="环节①-上哪个板块12-分钟"/>
+    <w:bookmarkStart w:id="44" w:name="环节①-上哪个板块12-分钟"/>
     <w:p>
       <w:pPr>
         <w:pStyle w:val="Heading4"/>
@@ -998,8 +1071,8 @@
         <w:t xml:space="preserve">　板块结构是国家产业政策在资本市场上的制度投影。科创板对应关键核心技术攻关，创业板对应创新成长型企业，北交所对应专精特新中小企业。企业选择在哪个板块上市，实质是选择进入哪一条国家重点支持的产业序列。因此板块定位是实质性审核标准，不是形式上的行业分类；资本市场服务国家战略，在这里是一道可以逐条对表的准入条件。</w:t>
       </w:r>
     </w:p>
-    <w:bookmarkEnd w:id="42"/>
-    <w:bookmarkStart w:id="43" w:name="环节②-上哪个国家的市场10-分钟"/>
+    <w:bookmarkEnd w:id="44"/>
+    <w:bookmarkStart w:id="45" w:name="环节②-上哪个国家的市场10-分钟"/>
     <w:p>
       <w:pPr>
         <w:pStyle w:val="Heading4"/>
@@ -1063,9 +1136,9 @@
         <w:t xml:space="preserve">　上市地的选择权属于企业，但数据和用户关系国家安全。同一份申报文件，在不同法域需要交付的内容不同、可被获取的范围不同，跨境上市因此不是一道融资成本的比价题。境外上市备案管理不是限制企业的融资自由，而是在企业跨境融资需求与国家数据安全、金融安全之间确立一条可执行的边界。金融开放必须与国家安全能力相适应，这是我国资本市场对外开放始终坚持的前提。</w:t>
       </w:r>
     </w:p>
-    <w:bookmarkEnd w:id="43"/>
-    <w:bookmarkEnd w:id="44"/>
-    <w:bookmarkStart w:id="47" w:name="四议题二-能不能上准入门槛与三道防线32-分钟"/>
+    <w:bookmarkEnd w:id="45"/>
+    <w:bookmarkEnd w:id="46"/>
+    <w:bookmarkStart w:id="49" w:name="四议题二-能不能上准入门槛与三道防线32-分钟"/>
     <w:p>
       <w:pPr>
         <w:pStyle w:val="Heading3"/>
@@ -1074,7 +1147,7 @@
         <w:t xml:space="preserve">（四）议题二　能不能上：准入门槛与三道防线（32 分钟）</w:t>
       </w:r>
     </w:p>
-    <w:bookmarkStart w:id="45" w:name="环节①-财务门槛与它的边界10-分钟"/>
+    <w:bookmarkStart w:id="47" w:name="环节①-财务门槛与它的边界10-分钟"/>
     <w:p>
       <w:pPr>
         <w:pStyle w:val="Heading4"/>
@@ -1150,8 +1223,8 @@
         <w:t xml:space="preserve">　财务指标是准入的客观标尺，也是失真风险最集中的地带。一套仅靠指标筛选的制度，筛出的可能是最善于做账的企业。这正是全面注册制以信息披露为核心的制度含义：审核的重点不是替市场判断企业好坏，而是确保企业交出的信息真实、准确、完整。门槛之后必须有防线，否则门槛本身就会失效。</w:t>
       </w:r>
     </w:p>
-    <w:bookmarkEnd w:id="45"/>
-    <w:bookmarkStart w:id="46" w:name="环节②-事前审核事中暂缓事后追责22-分钟"/>
+    <w:bookmarkEnd w:id="47"/>
+    <w:bookmarkStart w:id="48" w:name="环节②-事前审核事中暂缓事后追责22-分钟"/>
     <w:p>
       <w:pPr>
         <w:pStyle w:val="Heading4"/>
@@ -1605,9 +1678,9 @@
         <w:t xml:space="preserve">　公开发行是向不特定公众作出的法定承诺，签字即担责，担责即可追偿。中国特色的证券集体诉讼制度把信息披露责任落实到每一个签字的人，正是为了让这份承诺具有实际重量。独立董事签下的不是个人意见，而是一种职业信誉的公共背书；背书失真，赔付的是真金白银。这是“上市不是终点而是责任起点”最具体的法律表达。</w:t>
       </w:r>
     </w:p>
-    <w:bookmarkEnd w:id="46"/>
-    <w:bookmarkEnd w:id="47"/>
-    <w:bookmarkStart w:id="52" w:name="五议题三-谁来判断制度变迁与权责分置29-分钟"/>
+    <w:bookmarkEnd w:id="48"/>
+    <w:bookmarkEnd w:id="49"/>
+    <w:bookmarkStart w:id="54" w:name="五议题三-谁来判断制度变迁与权责分置29-分钟"/>
     <w:p>
       <w:pPr>
         <w:pStyle w:val="Heading3"/>
@@ -1616,7 +1689,7 @@
         <w:t xml:space="preserve">（五）议题三　谁来判断：制度变迁与权责分置（29 分钟）</w:t>
       </w:r>
     </w:p>
-    <w:bookmarkStart w:id="48" w:name="环节①-判断权的三次转移8-分钟"/>
+    <w:bookmarkStart w:id="50" w:name="环节①-判断权的三次转移8-分钟"/>
     <w:p>
       <w:pPr>
         <w:pStyle w:val="Heading4"/>
@@ -1670,8 +1743,8 @@
         <w:t xml:space="preserve">　发行制度三十年演进，核心变化是判断企业价值的权力由谁行使：从行政计划配置额度，到监管机构实质审核，再到交易所审核信息披露、证监会履行注册程序，价值判断交还市场。这一过程与我国经济体制改革的总方向完全一致——不断厘清政府与市场的边界，让市场在资源配置中发挥决定性作用，同时更好发挥政府作用。</w:t>
       </w:r>
     </w:p>
-    <w:bookmarkEnd w:id="48"/>
-    <w:bookmarkStart w:id="49" w:name="环节②-制度选择的条件一场限时辩论13-分钟"/>
+    <w:bookmarkEnd w:id="50"/>
+    <w:bookmarkStart w:id="51" w:name="环节②-制度选择的条件一场限时辩论13-分钟"/>
     <w:p>
       <w:pPr>
         <w:pStyle w:val="Heading4"/>
@@ -1762,8 +1835,8 @@
         <w:t xml:space="preserve">　注册制有效运行有两个前提：投资者具备价值判断能力，市场具备优胜劣汰机制。我国在投资者结构和退出机制上与成熟市场仍有明显差距，因此全面注册制采取分步试点、逐层推进的路径，不是改革不彻底，而是改革与市场承受能力相适应。有效市场与有为政府相结合，是我国资本市场制度设计的基本经验，也是理解中国式现代化的一个具体切口。</w:t>
       </w:r>
     </w:p>
-    <w:bookmarkEnd w:id="49"/>
-    <w:bookmarkStart w:id="50" w:name="环节③-权责分置拼图4-分钟"/>
+    <w:bookmarkEnd w:id="51"/>
+    <w:bookmarkStart w:id="52" w:name="环节③-权责分置拼图4-分钟"/>
     <w:p>
       <w:pPr>
         <w:pStyle w:val="Heading4"/>
@@ -2107,8 +2180,8 @@
         <w:t xml:space="preserve">　注册制不是放松监管，而是监管重心由事前审批转向事中事后。审核权下移，责任必须同步加重，权责对等是制度得以运行的条件。这也解释了为什么每一次审核权的下放，都伴随着中介机构核查责任和违法成本的同步提高。</w:t>
       </w:r>
     </w:p>
-    <w:bookmarkEnd w:id="50"/>
-    <w:bookmarkStart w:id="51" w:name="环节④-现在进行时制度仍在调节之中4-分钟"/>
+    <w:bookmarkEnd w:id="52"/>
+    <w:bookmarkStart w:id="53" w:name="环节④-现在进行时制度仍在调节之中4-分钟"/>
     <w:p>
       <w:pPr>
         <w:pStyle w:val="Heading4"/>
@@ -2162,9 +2235,9 @@
         <w:t xml:space="preserve">　制度供给随市场状况动态调整，说明注册制改革不是一次性完成的制度移植，而是持续校准的治理过程。判断权的移交不等于监管的退场，在市场承受能力变化时作出相应调节，本身就是资本市场治理能力现代化的表现。制度不是抄来的，是在自己的市场条件中逐步长成的。</w:t>
       </w:r>
     </w:p>
-    <w:bookmarkEnd w:id="51"/>
-    <w:bookmarkEnd w:id="52"/>
-    <w:bookmarkStart w:id="53" w:name="六课堂收尾该不该上3-分钟"/>
+    <w:bookmarkEnd w:id="53"/>
+    <w:bookmarkEnd w:id="54"/>
+    <w:bookmarkStart w:id="55" w:name="六课堂收尾该不该上3-分钟"/>
     <w:p>
       <w:pPr>
         <w:pStyle w:val="Heading3"/>
@@ -2218,8 +2291,8 @@
         <w:t xml:space="preserve">　回到这家企业：它的财务指标可以核对，它的合规风险可以整改，但它是否契合国家的产业方向、是否配得上公众的信任，需要判断。从“能不能上”到“该不该上”，是从专业技术走向专业立场的距离。证券从业者的不可替代之处，正在于愿意也敢于作出后一种判断。</w:t>
       </w:r>
     </w:p>
-    <w:bookmarkEnd w:id="53"/>
-    <w:bookmarkStart w:id="54" w:name="七课后任务同题复判与投资者保护线上-10-分钟"/>
+    <w:bookmarkEnd w:id="55"/>
+    <w:bookmarkStart w:id="56" w:name="七课后任务同题复判与投资者保护线上-10-分钟"/>
     <w:p>
       <w:pPr>
         <w:pStyle w:val="Heading3"/>
@@ -2303,9 +2376,9 @@
         <w:t xml:space="preserve">　投资者适当性管理是法定义务，把合适的产品提供给合适的投资者，是证券从业者的执业底线。风险提示书写给不懂的人，训练的正是把专业能力转化为公众保护的自觉。金融为民并不抽象，它体现在每一次向投资者说明风险时的诚实程度。</w:t>
       </w:r>
     </w:p>
-    <w:bookmarkEnd w:id="54"/>
-    <w:bookmarkEnd w:id="55"/>
-    <w:bookmarkStart w:id="59" w:name="六教学成效与评价"/>
+    <w:bookmarkEnd w:id="56"/>
+    <w:bookmarkEnd w:id="57"/>
+    <w:bookmarkStart w:id="61" w:name="六教学成效与评价"/>
     <w:p>
       <w:pPr>
         <w:pStyle w:val="Heading2"/>
@@ -2314,7 +2387,7 @@
         <w:t xml:space="preserve">六、教学成效与评价</w:t>
       </w:r>
     </w:p>
-    <w:bookmarkStart w:id="56" w:name="一评价设计"/>
+    <w:bookmarkStart w:id="58" w:name="一评价设计"/>
     <w:p>
       <w:pPr>
         <w:pStyle w:val="Heading3"/>
@@ -3270,8 +3343,8 @@
         </w:tc>
       </w:tr>
     </w:tbl>
-    <w:bookmarkEnd w:id="56"/>
-    <w:bookmarkStart w:id="57" w:name="二成效观测同题前后测的维度编码"/>
+    <w:bookmarkEnd w:id="58"/>
+    <w:bookmarkStart w:id="59" w:name="二成效观测同题前后测的维度编码"/>
     <w:p>
       <w:pPr>
         <w:pStyle w:val="Heading3"/>
@@ -3621,8 +3694,8 @@
         <w:t xml:space="preserve">注：比例为提及该维度的学生人数占参与人数的比重，同一份理由可计入多个维度。表中数据栏由授课教师填入本轮实际授课的统计结果，并在正文中注明学期、班级与样本人数。</w:t>
       </w:r>
     </w:p>
-    <w:bookmarkEnd w:id="57"/>
-    <w:bookmarkStart w:id="58" w:name="三教学反思与改进方向"/>
+    <w:bookmarkEnd w:id="59"/>
+    <w:bookmarkStart w:id="60" w:name="三教学反思与改进方向"/>
     <w:p>
       <w:pPr>
         <w:pStyle w:val="Heading3"/>
@@ -3678,21 +3751,6 @@
     </w:p>
     <w:p>
       <w:pPr>
-        <w:pStyle w:val="BodyText"/>
-      </w:pPr>
-      <w:r>
-        <w:rPr>
-          <w:bCs/>
-          <w:b/>
-        </w:rPr>
-        <w:t xml:space="preserve">四是案例素材的时效维护。</w:t>
-      </w:r>
-      <w:r>
-        <w:t xml:space="preserve">本案例大量使用现行制度与近年判例，发行上市规则处于持续调整之中，需每学期核对一次条款与数据，保持与最新监管要求一致。</w:t>
-      </w:r>
-    </w:p>
-    <w:p>
-      <w:pPr>
         <w:pStyle w:val="FooterLine"/>
       </w:pPr>
       <w:r>
@@ -3705,9 +3763,9 @@
         <w:t xml:space="preserve">以一家企业的上市决策，讲清一次改革的方向、底线与主体</w:t>
       </w:r>
     </w:p>
-    <w:bookmarkEnd w:id="58"/>
-    <w:bookmarkEnd w:id="59"/>
     <w:bookmarkEnd w:id="60"/>
+    <w:bookmarkEnd w:id="61"/>
+    <w:bookmarkEnd w:id="62"/>
     <w:sectPr/>
   </w:body>
 </w:document>
